--- a/templates/exclusividade_mista_2_testemunhas.docx
+++ b/templates/exclusividade_mista_2_testemunhas.docx
@@ -1040,14 +1040,31 @@
           <w:szCs w:val="24"/>
         </w:rPr>
       </w:pPr>
-      <w:bookmarkStart w:id="0" w:name="_GoBack"/>
       <w:r>
         <w:rPr>
           <w:b/>
           <w:sz w:val="24"/>
           <w:szCs w:val="24"/>
         </w:rPr>
-        <w:t>CONTRATANTE - {contratante}</w:t>
+        <w:t>{NOME_PAPEL_CONTRATADO} - {</w:t>
+      </w:r>
+      <w:proofErr w:type="spellStart"/>
+      <w:r>
+        <w:rPr>
+          <w:b/>
+          <w:sz w:val="24"/>
+          <w:szCs w:val="24"/>
+        </w:rPr>
+        <w:t>contratado</w:t>
+      </w:r>
+      <w:proofErr w:type="spellEnd"/>
+      <w:r>
+        <w:rPr>
+          <w:b/>
+          <w:sz w:val="24"/>
+          <w:szCs w:val="24"/>
+        </w:rPr>
+        <w:t>}</w:t>
       </w:r>
     </w:p>
     <w:p>
@@ -1066,7 +1083,25 @@
           <w:sz w:val="24"/>
           <w:szCs w:val="24"/>
         </w:rPr>
-        <w:t>CPF nº {cpf_contratante}</w:t>
+        <w:t>CPF nº {</w:t>
+      </w:r>
+      <w:proofErr w:type="spellStart"/>
+      <w:r>
+        <w:rPr>
+          <w:b/>
+          <w:sz w:val="24"/>
+          <w:szCs w:val="24"/>
+        </w:rPr>
+        <w:t>cpf_contratado</w:t>
+      </w:r>
+      <w:proofErr w:type="spellEnd"/>
+      <w:r>
+        <w:rPr>
+          <w:b/>
+          <w:sz w:val="24"/>
+          <w:szCs w:val="24"/>
+        </w:rPr>
+        <w:t>}</w:t>
       </w:r>
     </w:p>
     <w:p>
@@ -1079,6 +1114,8 @@
           <w:szCs w:val="24"/>
         </w:rPr>
       </w:pPr>
+      <w:bookmarkStart w:id="0" w:name="_GoBack"/>
+      <w:bookmarkEnd w:id="0"/>
     </w:p>
     <w:p>
       <w:pPr>
@@ -1201,7 +1238,25 @@
           <w:sz w:val="24"/>
           <w:szCs w:val="24"/>
         </w:rPr>
-        <w:t>{NOME_PAPEL_CONTRATADO} - {contratado}</w:t>
+        <w:t>CONTRATANTE - {</w:t>
+      </w:r>
+      <w:proofErr w:type="spellStart"/>
+      <w:r>
+        <w:rPr>
+          <w:b/>
+          <w:sz w:val="24"/>
+          <w:szCs w:val="24"/>
+        </w:rPr>
+        <w:t>contratante</w:t>
+      </w:r>
+      <w:proofErr w:type="spellEnd"/>
+      <w:r>
+        <w:rPr>
+          <w:b/>
+          <w:sz w:val="24"/>
+          <w:szCs w:val="24"/>
+        </w:rPr>
+        <w:t>}</w:t>
       </w:r>
     </w:p>
     <w:p>
@@ -1220,10 +1275,27 @@
           <w:sz w:val="24"/>
           <w:szCs w:val="24"/>
         </w:rPr>
-        <w:t>CPF nº {cpf_contratado}</w:t>
+        <w:t>CPF nº {</w:t>
+      </w:r>
+      <w:proofErr w:type="spellStart"/>
+      <w:r>
+        <w:rPr>
+          <w:b/>
+          <w:sz w:val="24"/>
+          <w:szCs w:val="24"/>
+        </w:rPr>
+        <w:t>cpf_contratante</w:t>
+      </w:r>
+      <w:proofErr w:type="spellEnd"/>
+      <w:r>
+        <w:rPr>
+          <w:b/>
+          <w:sz w:val="24"/>
+          <w:szCs w:val="24"/>
+        </w:rPr>
+        <w:t>}</w:t>
       </w:r>
     </w:p>
-    <w:bookmarkEnd w:id="0"/>
     <w:p>
       <w:pPr>
         <w:pStyle w:val="SemEspaamento"/>
@@ -26003,7 +26075,7 @@
 </file>
 
 <file path=customXml/itemProps1.xml><?xml version="1.0" encoding="utf-8"?>
-<ds:datastoreItem xmlns:ds="http://schemas.openxmlformats.org/officeDocument/2006/customXml" ds:itemID="{DA2B2C7F-FF54-4F4D-8D6F-CE27D6B89394}">
+<ds:datastoreItem xmlns:ds="http://schemas.openxmlformats.org/officeDocument/2006/customXml" ds:itemID="{733C7ADA-4393-43D8-9345-1F147DDF75AA}">
   <ds:schemaRefs>
     <ds:schemaRef ds:uri="http://schemas.openxmlformats.org/officeDocument/2006/bibliography"/>
   </ds:schemaRefs>

--- a/templates/exclusividade_mista_2_testemunhas.docx
+++ b/templates/exclusividade_mista_2_testemunhas.docx
@@ -26,7 +26,7 @@
           <w:sz w:val="24"/>
           <w:szCs w:val="24"/>
         </w:rPr>
-        <w:t xml:space="preserve">: NOME: {contratante}, ESTADO CIVIL: {estado_civil_contratante}, PROFISSÃO: {profissao_contratante}, </w:t>
+        <w:t xml:space="preserve">: NOME: {contratante}, ESTADO CIVIL: {estado_civil_contratante}, </w:t>
       </w:r>
       <w:proofErr w:type="gramStart"/>
       <w:r>

--- a/templates/exclusividade_mista_2_testemunhas.docx
+++ b/templates/exclusividade_mista_2_testemunhas.docx
@@ -1131,100 +1131,6 @@
     <w:p>
       <w:pPr>
         <w:pStyle w:val="SemEspaamento"/>
-        <w:ind w:firstLine="720"/>
-        <w:jc w:val="center"/>
-        <w:rPr>
-          <w:b/>
-          <w:sz w:val="24"/>
-          <w:szCs w:val="24"/>
-          <w:u w:val="single"/>
-        </w:rPr>
-      </w:pPr>
-      <w:r>
-        <w:rPr>
-          <w:b/>
-          <w:sz w:val="24"/>
-          <w:szCs w:val="24"/>
-          <w:u w:val="single"/>
-        </w:rPr>
-        <w:tab/>
-      </w:r>
-      <w:r>
-        <w:rPr>
-          <w:b/>
-          <w:sz w:val="24"/>
-          <w:szCs w:val="24"/>
-          <w:u w:val="single"/>
-        </w:rPr>
-        <w:tab/>
-      </w:r>
-      <w:r>
-        <w:rPr>
-          <w:b/>
-          <w:sz w:val="24"/>
-          <w:szCs w:val="24"/>
-          <w:u w:val="single"/>
-        </w:rPr>
-        <w:tab/>
-      </w:r>
-      <w:r>
-        <w:rPr>
-          <w:b/>
-          <w:sz w:val="24"/>
-          <w:szCs w:val="24"/>
-          <w:u w:val="single"/>
-        </w:rPr>
-        <w:tab/>
-      </w:r>
-      <w:r>
-        <w:rPr>
-          <w:b/>
-          <w:sz w:val="24"/>
-          <w:szCs w:val="24"/>
-          <w:u w:val="single"/>
-        </w:rPr>
-        <w:tab/>
-      </w:r>
-      <w:r>
-        <w:rPr>
-          <w:b/>
-          <w:sz w:val="24"/>
-          <w:szCs w:val="24"/>
-          <w:u w:val="single"/>
-        </w:rPr>
-        <w:tab/>
-      </w:r>
-      <w:r>
-        <w:rPr>
-          <w:b/>
-          <w:sz w:val="24"/>
-          <w:szCs w:val="24"/>
-          <w:u w:val="single"/>
-        </w:rPr>
-        <w:tab/>
-      </w:r>
-      <w:r>
-        <w:rPr>
-          <w:b/>
-          <w:sz w:val="24"/>
-          <w:szCs w:val="24"/>
-          <w:u w:val="single"/>
-        </w:rPr>
-        <w:tab/>
-      </w:r>
-      <w:r>
-        <w:rPr>
-          <w:b/>
-          <w:sz w:val="24"/>
-          <w:szCs w:val="24"/>
-          <w:u w:val="single"/>
-        </w:rPr>
-        <w:tab/>
-      </w:r>
-    </w:p>
-    <w:p>
-      <w:pPr>
-        <w:pStyle w:val="SemEspaamento"/>
         <w:jc w:val="center"/>
         <w:rPr>
           <w:sz w:val="24"/>

--- a/templates/exclusividade_mista_2_testemunhas.docx
+++ b/templates/exclusividade_mista_2_testemunhas.docx
@@ -35,7 +35,7 @@
           <w:sz w:val="24"/>
           <w:szCs w:val="24"/>
         </w:rPr>
-        <w:t>CPF(</w:t>
+        <w:t>{doc_label_contratante}: {cpf_contratante}</w:t>
       </w:r>
       <w:proofErr w:type="gramEnd"/>
       <w:r>
@@ -44,7 +44,7 @@
           <w:sz w:val="24"/>
           <w:szCs w:val="24"/>
         </w:rPr>
-        <w:t>MF) Nº: {cpf_contratante}, IDENTIDADE Nº: {rg_contratante}, ENDEREÇO: {endereco_contratante}.</w:t>
+        <w:t>, IDENTIDADE Nº: {rg_contratante}, ENDEREÇO: {endereco_contratante}.</w:t>
       </w:r>
     </w:p>
     <w:p>
@@ -117,7 +117,7 @@
           <w:sz w:val="24"/>
           <w:szCs w:val="24"/>
         </w:rPr>
-        <w:t>CPF(</w:t>
+        <w:t>{doc_label_contratado}: {cpf_contratado}</w:t>
       </w:r>
       <w:proofErr w:type="gramEnd"/>
       <w:r>
@@ -126,7 +126,6 @@
           <w:sz w:val="24"/>
           <w:szCs w:val="24"/>
         </w:rPr>
-        <w:t xml:space="preserve">MF) </w:t>
       </w:r>
       <w:proofErr w:type="spellStart"/>
       <w:r>
@@ -135,7 +134,6 @@
           <w:sz w:val="24"/>
           <w:szCs w:val="24"/>
         </w:rPr>
-        <w:t>ou</w:t>
       </w:r>
       <w:proofErr w:type="spellEnd"/>
       <w:r>
@@ -144,7 +142,7 @@
           <w:sz w:val="24"/>
           <w:szCs w:val="24"/>
         </w:rPr>
-        <w:t xml:space="preserve"> CNPJ(MF): {cpf_contratado}, CRECI Nº: {creci_contratado}, ENDEREÇO: {endereco_contratado}, TELEFONES: {telefone_contratado}.</w:t>
+        <w:t>, CRECI Nº: {creci_contratado}, ENDEREÇO: {endereco_contratado}, TELEFONES: {telefone_contratado}.</w:t>
       </w:r>
     </w:p>
     <w:p>
@@ -1083,7 +1081,7 @@
           <w:sz w:val="24"/>
           <w:szCs w:val="24"/>
         </w:rPr>
-        <w:t>CPF nº {</w:t>
+        <w:t>{doc_label_contratado} {cpf_contratado}</w:t>
       </w:r>
       <w:proofErr w:type="spellStart"/>
       <w:r>
@@ -1092,7 +1090,6 @@
           <w:sz w:val="24"/>
           <w:szCs w:val="24"/>
         </w:rPr>
-        <w:t>cpf_contratado</w:t>
       </w:r>
       <w:proofErr w:type="spellEnd"/>
       <w:r>
@@ -1101,7 +1098,6 @@
           <w:sz w:val="24"/>
           <w:szCs w:val="24"/>
         </w:rPr>
-        <w:t>}</w:t>
       </w:r>
     </w:p>
     <w:p>
